--- a/benchmarks/docx/corpus/tables/plain-grid-control.docx
+++ b/benchmarks/docx/corpus/tables/plain-grid-control.docx
@@ -568,7 +568,7 @@
     <w:link w:val="Heading1Char"/>
     <w:uiPriority w:val="9"/>
     <w:qFormat/>
-    <w:rsid w:val="00C62FCA"/>
+    <w:rsid w:val="00814DDC"/>
     <w:pPr>
       <w:keepNext/>
       <w:keepLines/>
@@ -591,7 +591,7 @@
     <w:semiHidden/>
     <w:unhideWhenUsed/>
     <w:qFormat/>
-    <w:rsid w:val="00C62FCA"/>
+    <w:rsid w:val="00814DDC"/>
     <w:pPr>
       <w:keepNext/>
       <w:keepLines/>
@@ -614,7 +614,7 @@
     <w:semiHidden/>
     <w:unhideWhenUsed/>
     <w:qFormat/>
-    <w:rsid w:val="00C62FCA"/>
+    <w:rsid w:val="00814DDC"/>
     <w:pPr>
       <w:keepNext/>
       <w:keepLines/>
@@ -637,7 +637,7 @@
     <w:semiHidden/>
     <w:unhideWhenUsed/>
     <w:qFormat/>
-    <w:rsid w:val="00C62FCA"/>
+    <w:rsid w:val="00814DDC"/>
     <w:pPr>
       <w:keepNext/>
       <w:keepLines/>
@@ -660,7 +660,7 @@
     <w:semiHidden/>
     <w:unhideWhenUsed/>
     <w:qFormat/>
-    <w:rsid w:val="00C62FCA"/>
+    <w:rsid w:val="00814DDC"/>
     <w:pPr>
       <w:keepNext/>
       <w:keepLines/>
@@ -681,7 +681,7 @@
     <w:semiHidden/>
     <w:unhideWhenUsed/>
     <w:qFormat/>
-    <w:rsid w:val="00C62FCA"/>
+    <w:rsid w:val="00814DDC"/>
     <w:pPr>
       <w:keepNext/>
       <w:keepLines/>
@@ -704,7 +704,7 @@
     <w:semiHidden/>
     <w:unhideWhenUsed/>
     <w:qFormat/>
-    <w:rsid w:val="00C62FCA"/>
+    <w:rsid w:val="00814DDC"/>
     <w:pPr>
       <w:keepNext/>
       <w:keepLines/>
@@ -725,7 +725,7 @@
     <w:semiHidden/>
     <w:unhideWhenUsed/>
     <w:qFormat/>
-    <w:rsid w:val="00C62FCA"/>
+    <w:rsid w:val="00814DDC"/>
     <w:pPr>
       <w:keepNext/>
       <w:keepLines/>
@@ -748,7 +748,7 @@
     <w:semiHidden/>
     <w:unhideWhenUsed/>
     <w:qFormat/>
-    <w:rsid w:val="00C62FCA"/>
+    <w:rsid w:val="00814DDC"/>
     <w:pPr>
       <w:keepNext/>
       <w:keepLines/>
@@ -792,7 +792,7 @@
     <w:basedOn w:val="DefaultParagraphFont"/>
     <w:link w:val="Heading1"/>
     <w:uiPriority w:val="9"/>
-    <w:rsid w:val="00C62FCA"/>
+    <w:rsid w:val="00814DDC"/>
     <w:rPr>
       <w:rFonts w:asciiTheme="majorHAnsi" w:eastAsiaTheme="majorEastAsia" w:hAnsiTheme="majorHAnsi" w:cstheme="majorBidi"/>
       <w:color w:val="2F5496" w:themeColor="accent1" w:themeShade="BF"/>
@@ -806,7 +806,7 @@
     <w:link w:val="Heading2"/>
     <w:uiPriority w:val="9"/>
     <w:semiHidden/>
-    <w:rsid w:val="00C62FCA"/>
+    <w:rsid w:val="00814DDC"/>
     <w:rPr>
       <w:rFonts w:asciiTheme="majorHAnsi" w:eastAsiaTheme="majorEastAsia" w:hAnsiTheme="majorHAnsi" w:cstheme="majorBidi"/>
       <w:color w:val="2F5496" w:themeColor="accent1" w:themeShade="BF"/>
@@ -820,7 +820,7 @@
     <w:link w:val="Heading3"/>
     <w:uiPriority w:val="9"/>
     <w:semiHidden/>
-    <w:rsid w:val="00C62FCA"/>
+    <w:rsid w:val="00814DDC"/>
     <w:rPr>
       <w:rFonts w:eastAsiaTheme="majorEastAsia" w:cstheme="majorBidi"/>
       <w:color w:val="2F5496" w:themeColor="accent1" w:themeShade="BF"/>
@@ -834,7 +834,7 @@
     <w:link w:val="Heading4"/>
     <w:uiPriority w:val="9"/>
     <w:semiHidden/>
-    <w:rsid w:val="00C62FCA"/>
+    <w:rsid w:val="00814DDC"/>
     <w:rPr>
       <w:rFonts w:eastAsiaTheme="majorEastAsia" w:cstheme="majorBidi"/>
       <w:i/>
@@ -848,7 +848,7 @@
     <w:link w:val="Heading5"/>
     <w:uiPriority w:val="9"/>
     <w:semiHidden/>
-    <w:rsid w:val="00C62FCA"/>
+    <w:rsid w:val="00814DDC"/>
     <w:rPr>
       <w:rFonts w:eastAsiaTheme="majorEastAsia" w:cstheme="majorBidi"/>
       <w:color w:val="2F5496" w:themeColor="accent1" w:themeShade="BF"/>
@@ -860,7 +860,7 @@
     <w:link w:val="Heading6"/>
     <w:uiPriority w:val="9"/>
     <w:semiHidden/>
-    <w:rsid w:val="00C62FCA"/>
+    <w:rsid w:val="00814DDC"/>
     <w:rPr>
       <w:rFonts w:eastAsiaTheme="majorEastAsia" w:cstheme="majorBidi"/>
       <w:i/>
@@ -874,7 +874,7 @@
     <w:link w:val="Heading7"/>
     <w:uiPriority w:val="9"/>
     <w:semiHidden/>
-    <w:rsid w:val="00C62FCA"/>
+    <w:rsid w:val="00814DDC"/>
     <w:rPr>
       <w:rFonts w:eastAsiaTheme="majorEastAsia" w:cstheme="majorBidi"/>
       <w:color w:val="595959" w:themeColor="text1" w:themeTint="A6"/>
@@ -886,7 +886,7 @@
     <w:link w:val="Heading8"/>
     <w:uiPriority w:val="9"/>
     <w:semiHidden/>
-    <w:rsid w:val="00C62FCA"/>
+    <w:rsid w:val="00814DDC"/>
     <w:rPr>
       <w:rFonts w:eastAsiaTheme="majorEastAsia" w:cstheme="majorBidi"/>
       <w:i/>
@@ -900,7 +900,7 @@
     <w:link w:val="Heading9"/>
     <w:uiPriority w:val="9"/>
     <w:semiHidden/>
-    <w:rsid w:val="00C62FCA"/>
+    <w:rsid w:val="00814DDC"/>
     <w:rPr>
       <w:rFonts w:eastAsiaTheme="majorEastAsia" w:cstheme="majorBidi"/>
       <w:color w:val="272727" w:themeColor="text1" w:themeTint="D8"/>
@@ -913,7 +913,7 @@
     <w:link w:val="TitleChar"/>
     <w:uiPriority w:val="10"/>
     <w:qFormat/>
-    <w:rsid w:val="00C62FCA"/>
+    <w:rsid w:val="00814DDC"/>
     <w:pPr>
       <w:spacing w:after="80" w:line="240" w:lineRule="auto"/>
       <w:contextualSpacing/>
@@ -931,7 +931,7 @@
     <w:basedOn w:val="DefaultParagraphFont"/>
     <w:link w:val="Title"/>
     <w:uiPriority w:val="10"/>
-    <w:rsid w:val="00C62FCA"/>
+    <w:rsid w:val="00814DDC"/>
     <w:rPr>
       <w:rFonts w:asciiTheme="majorHAnsi" w:eastAsiaTheme="majorEastAsia" w:hAnsiTheme="majorHAnsi" w:cstheme="majorBidi"/>
       <w:spacing w:val="-10"/>
@@ -947,7 +947,7 @@
     <w:link w:val="SubtitleChar"/>
     <w:uiPriority w:val="11"/>
     <w:qFormat/>
-    <w:rsid w:val="00C62FCA"/>
+    <w:rsid w:val="00814DDC"/>
     <w:pPr>
       <w:numPr>
         <w:ilvl w:val="1"/>
@@ -966,7 +966,7 @@
     <w:basedOn w:val="DefaultParagraphFont"/>
     <w:link w:val="Subtitle"/>
     <w:uiPriority w:val="11"/>
-    <w:rsid w:val="00C62FCA"/>
+    <w:rsid w:val="00814DDC"/>
     <w:rPr>
       <w:rFonts w:eastAsiaTheme="majorEastAsia" w:cstheme="majorBidi"/>
       <w:color w:val="595959" w:themeColor="text1" w:themeTint="A6"/>
@@ -982,7 +982,7 @@
     <w:link w:val="QuoteChar"/>
     <w:uiPriority w:val="29"/>
     <w:qFormat/>
-    <w:rsid w:val="00C62FCA"/>
+    <w:rsid w:val="00814DDC"/>
     <w:pPr>
       <w:spacing w:before="160"/>
       <w:jc w:val="center"/>
@@ -998,7 +998,7 @@
     <w:basedOn w:val="DefaultParagraphFont"/>
     <w:link w:val="Quote"/>
     <w:uiPriority w:val="29"/>
-    <w:rsid w:val="00C62FCA"/>
+    <w:rsid w:val="00814DDC"/>
     <w:rPr>
       <w:i/>
       <w:iCs/>
@@ -1010,7 +1010,7 @@
     <w:basedOn w:val="Normal"/>
     <w:uiPriority w:val="34"/>
     <w:qFormat/>
-    <w:rsid w:val="00C62FCA"/>
+    <w:rsid w:val="00814DDC"/>
     <w:pPr>
       <w:ind w:left="720"/>
       <w:contextualSpacing/>
@@ -1021,7 +1021,7 @@
     <w:basedOn w:val="DefaultParagraphFont"/>
     <w:uiPriority w:val="21"/>
     <w:qFormat/>
-    <w:rsid w:val="00C62FCA"/>
+    <w:rsid w:val="00814DDC"/>
     <w:rPr>
       <w:i/>
       <w:iCs/>
@@ -1035,7 +1035,7 @@
     <w:link w:val="IntenseQuoteChar"/>
     <w:uiPriority w:val="30"/>
     <w:qFormat/>
-    <w:rsid w:val="00C62FCA"/>
+    <w:rsid w:val="00814DDC"/>
     <w:pPr>
       <w:pBdr>
         <w:top w:val="single" w:sz="4" w:space="10" w:color="2F5496" w:themeColor="accent1" w:themeShade="BF"/>
@@ -1056,7 +1056,7 @@
     <w:basedOn w:val="DefaultParagraphFont"/>
     <w:link w:val="IntenseQuote"/>
     <w:uiPriority w:val="30"/>
-    <w:rsid w:val="00C62FCA"/>
+    <w:rsid w:val="00814DDC"/>
     <w:rPr>
       <w:i/>
       <w:iCs/>
@@ -1068,7 +1068,7 @@
     <w:basedOn w:val="DefaultParagraphFont"/>
     <w:uiPriority w:val="32"/>
     <w:qFormat/>
-    <w:rsid w:val="00C62FCA"/>
+    <w:rsid w:val="00814DDC"/>
     <w:rPr>
       <w:b/>
       <w:bCs/>
@@ -1081,7 +1081,7 @@
     <w:name w:val="Table Grid"/>
     <w:basedOn w:val="TableNormal"/>
     <w:uiPriority w:val="39"/>
-    <w:rsid w:val="00C62FCA"/>
+    <w:rsid w:val="00814DDC"/>
     <w:pPr>
       <w:spacing w:after="0" w:line="240" w:lineRule="auto"/>
     </w:pPr>
